--- a/public/guides/wikidata-guide.docx
+++ b/public/guides/wikidata-guide.docx
@@ -1140,7 +1140,7 @@
         </w:rPr>
         <w:t xml:space="preserve"> </w:t>
       </w:r>
-      <w:hyperlink w:history="1" r:id="rIdoctjn_9un7pvdmp8sxrfv">
+      <w:hyperlink w:history="1" r:id="rIdkznzjjsshc8bp1knb4cbu">
         <w:r>
           <w:rPr>
             <w:rFonts w:ascii="Calibri" w:cs="Calibri" w:eastAsia="Calibri" w:hAnsi="Calibri"/>
@@ -1197,7 +1197,7 @@
           <w:sz w:val="21"/>
           <w:szCs w:val="21"/>
         </w:rPr>
-        <w:t xml:space="preserve">Search Wikidata for your company and your product first. If an item already exists, improve it instead of creating a second one.</w:t>
+        <w:t xml:space="preserve">Search Wikidata for your company and your product first. If an item already exists, edit it instead of creating a second one.</w:t>
       </w:r>
     </w:p>
     <w:p>
@@ -1218,7 +1218,7 @@
         </w:rPr>
         <w:t xml:space="preserve">Open </w:t>
       </w:r>
-      <w:hyperlink w:history="1" r:id="rId3d03kosuhnppokfhoygvo">
+      <w:hyperlink w:history="1" r:id="rIdhu8nglkcwjcj0qdw_8njg">
         <w:r>
           <w:rPr>
             <w:rFonts w:ascii="Calibri" w:cs="Calibri" w:eastAsia="Calibri" w:hAnsi="Calibri"/>
